--- a/ma3rifah-ai/docs/legal/badiha-LOI-startup-brief.docx
+++ b/ma3rifah-ai/docs/legal/badiha-LOI-startup-brief.docx
@@ -1624,7 +1624,7 @@
                 <w:sz w:val="20"/>
                 <w:szCs w:val="20"/>
               </w:rPr>
-              <w:t xml:space="preserve">3. Tenant isolation is enforced in the database (PostgreSQL row-level security) and proven by 232 automated tests plus mutation testing: the guards are deliberately disabled in a test build and the suite must fail — which it does.</w:t>
+              <w:t xml:space="preserve">3. Tenant isolation is enforced in the database (PostgreSQL row-level security) and proven by 245 automated isolation tests plus mutation testing: the guards are deliberately disabled in a test build and 45 tests must then fail — which they do.</w:t>
             </w:r>
           </w:p>
           <w:p>

--- a/ma3rifah-ai/docs/legal/badiha-LOI-startup-brief.docx
+++ b/ma3rifah-ai/docs/legal/badiha-LOI-startup-brief.docx
@@ -555,7 +555,7 @@
           <w:sz w:val="20"/>
           <w:szCs w:val="20"/>
         </w:rPr>
-        <w:t xml:space="preserve">31,000</w:t>
+        <w:t xml:space="preserve">16,000</w:t>
       </w:r>
       <w:r>
         <w:rPr>
@@ -590,7 +590,7 @@
           <w:sz w:val="20"/>
           <w:szCs w:val="20"/>
         </w:rPr>
-        <w:t xml:space="preserve">1 (one)</w:t>
+        <w:t xml:space="preserve">0 (zero)</w:t>
       </w:r>
     </w:p>
     <w:p>
@@ -618,7 +618,7 @@
           <w:sz w:val="20"/>
           <w:szCs w:val="20"/>
         </w:rPr>
-        <w:t xml:space="preserve">21,000</w:t>
+        <w:t xml:space="preserve">17,333</w:t>
       </w:r>
       <w:r>
         <w:rPr>
@@ -663,7 +663,7 @@
           <w:sz w:val="20"/>
           <w:szCs w:val="20"/>
         </w:rPr>
-        <w:t xml:space="preserve">850,000</w:t>
+        <w:t xml:space="preserve">240,000</w:t>
       </w:r>
       <w:r>
         <w:rPr>
@@ -698,7 +698,7 @@
           <w:sz w:val="20"/>
           <w:szCs w:val="20"/>
         </w:rPr>
-        <w:t xml:space="preserve">6 (six)</w:t>
+        <w:t xml:space="preserve">4 (four)</w:t>
       </w:r>
     </w:p>
     <w:p>
@@ -726,7 +726,7 @@
           <w:sz w:val="20"/>
           <w:szCs w:val="20"/>
         </w:rPr>
-        <w:t xml:space="preserve">1,180,000</w:t>
+        <w:t xml:space="preserve">333,333</w:t>
       </w:r>
       <w:r>
         <w:rPr>
@@ -1624,7 +1624,7 @@
                 <w:sz w:val="20"/>
                 <w:szCs w:val="20"/>
               </w:rPr>
-              <w:t xml:space="preserve">3. Tenant isolation is enforced in the database (PostgreSQL row-level security) and proven by 245 automated isolation tests plus mutation testing: the guards are deliberately disabled in a test build and 45 tests must then fail — which they do.</w:t>
+              <w:t xml:space="preserve">3. Tenant isolation is enforced in the database (PostgreSQL row-level security) and proven by 245 automated SQL tests covering database controls, permissions, tenant isolation and related safeguards, plus mutation testing in which selected guards are deliberately disabled and 45 tests must then fail — which they do.</w:t>
             </w:r>
           </w:p>
           <w:p>
